--- a/REPORT.docx
+++ b/REPORT.docx
@@ -183,9 +183,10 @@
       </w:pPr>
       <w:r>
         <w:rPr>
+          <w:rFonts w:ascii="Times New Roman" w:hAnsi="Times New Roman" w:cs="Times New Roman"/>
           <w:b/>
         </w:rPr>
-        <w:t>[ФИО СТУДЕНТА]</w:t>
+        <w:t>Суворов И.А.</w:t>
       </w:r>
     </w:p>
     <w:p>
